--- a/az/discovery-articles/6.19 Fotoqrafiya.docx
+++ b/az/discovery-articles/6.19 Fotoqrafiya.docx
@@ -4,527 +4,350 @@
   <w:body>
     <w:p>
       <w:pPr>
-        <w:keepNext/>
-        <w:spacing w:before="280" w:after="120"/>
+        <w:pStyle w:val="Title"/>
+        <w:widowControl/>
       </w:pPr>
       <w:r>
-        <w:rPr>
-          <w:rFonts w:ascii="Calibri" w:hAnsi="Calibri" w:eastAsia="Calibri"/>
-          <w:b/>
-          <w:i w:val="0"/>
-          <w:color w:val="004E8C"/>
-          <w:sz w:val="44"/>
-        </w:rPr>
         <w:t>6.19 Fotoqrafiya</w:t>
       </w:r>
     </w:p>
     <w:p>
       <w:pPr>
-        <w:spacing w:after="80"/>
+        <w:keepNext/>
+        <w:widowControl/>
       </w:pPr>
       <w:r>
         <w:rPr>
-          <w:rFonts w:ascii="Calibri" w:hAnsi="Calibri" w:eastAsia="Calibri"/>
-          <w:b w:val="0"/>
-          <w:i/>
-          <w:color w:val="505050"/>
-          <w:sz w:val="22"/>
+          <w:sz w:val="20"/>
         </w:rPr>
-        <w:t>6. Rəqəmsal texnologiyalar, kosmos və rabitə</w:t>
-      </w:r>
-    </w:p>
-    <w:p>
-      <w:pPr>
-        <w:spacing w:after="200"/>
-      </w:pPr>
-      <w:r>
-        <w:rPr>
-          <w:rFonts w:ascii="Calibri" w:hAnsi="Calibri" w:eastAsia="Calibri"/>
-          <w:b w:val="0"/>
-          <w:i/>
-          <w:sz w:val="22"/>
-        </w:rPr>
-        <w:t>Dövr: 1820-ci illərdə ilk qalıcı təsvirlər; 1839-cu ildə əsas üsulların ictimaiyyətə açıqlanması; ardınca fotoaparat lenti və rəqəmsal texnologiyalar | Əsas simalar: Jozef Nisefor Nieps; Lui Daqer; Uilyam Henri Foks Talbot; sonrakı dövrün kimyaçıları, fotoaparat istehsalçıları və sensor mühəndisləri</w:t>
-      </w:r>
-    </w:p>
-    <w:p>
-      <w:pPr>
-        <w:spacing w:after="160" w:line="276" w:lineRule="auto"/>
-      </w:pPr>
-      <w:r>
-        <w:rPr>
-          <w:rFonts w:ascii="Calibri" w:hAnsi="Calibri" w:eastAsia="Calibri"/>
-          <w:b w:val="0"/>
-          <w:i w:val="0"/>
-          <w:sz w:val="22"/>
-        </w:rPr>
-        <w:t>Fotoqrafiya işığın köməyi ilə səthdə və ya rəqəmsal sensorda təsvir yaradır və onu qoruyub saxlayır. Bu texnologiya ötəri anların sənəd, incəsənət əsəri, xəbər materialı və şəxsi xatirə kimi qeydə alınmasını mümkün etdi.</w:t>
+        <w:t>6 Rəqəmsal texnologiyalar kosmos və rabitə</w:t>
       </w:r>
     </w:p>
     <w:p>
       <w:pPr>
         <w:keepNext/>
-        <w:spacing w:before="240" w:after="120"/>
+        <w:widowControl/>
       </w:pPr>
       <w:r>
         <w:rPr>
-          <w:rFonts w:ascii="Calibri" w:hAnsi="Calibri" w:eastAsia="Calibri"/>
-          <w:b/>
-          <w:i w:val="0"/>
-          <w:color w:val="004E8C"/>
-          <w:sz w:val="28"/>
+          <w:sz w:val="20"/>
         </w:rPr>
-        <w:t>Əsas faktlar</w:t>
+        <w:t>Dövr: 1820-ci illərdə ilk qalıcı təsvirlər; 1839-cu ildə mühüm ictimai təqdimatlar; sonralar fotolent və rəqəmsal texnologiyalar | Əsas şəxslər: Jozef Nisefor Nyeps; Lui Dager; Uilyam Henri Foks Talbot; sonrakı kimyaçılar, kamera istehsalçıları və sensor mühəndisləri</w:t>
+      </w:r>
+    </w:p>
+    <w:p>
+      <w:pPr>
+        <w:widowControl/>
+      </w:pPr>
+      <w:r>
+        <w:t>Fotoqrafiya işıq vasitəsilə təsvir yaratmaq və onu qoruyub saxlamaq üsuludur. O, ötüb-keçən anları sübuta, sənətə, xəbərə və ailə xatirəsinə çevirdi; sonralar rəqəmsal cihazlar dərhal çəkilən şəkillərlə doldu.</w:t>
+      </w:r>
+    </w:p>
+    <w:p>
+      <w:pPr>
+        <w:pStyle w:val="Heading1"/>
+        <w:widowControl/>
+      </w:pPr>
+      <w:r>
+        <w:t>Əsas məlumatlar</w:t>
       </w:r>
     </w:p>
     <w:p>
       <w:pPr>
         <w:pStyle w:val="ListBullet"/>
+        <w:widowControl/>
       </w:pPr>
       <w:r>
-        <w:rPr>
-          <w:rFonts w:ascii="Calibri" w:hAnsi="Calibri" w:eastAsia="Calibri"/>
-          <w:b w:val="0"/>
-          <w:i w:val="0"/>
-          <w:sz w:val="22"/>
-        </w:rPr>
-        <w:t>Jozef Nisefor Nieps 1830-cu ildən əvvəl fotoaparatla ilk qalıcı təsvirləri yaratdı</w:t>
+        <w:t>Jozef Nisefor Nyeps 1830-cu ildən əvvəl kamera ilə ilk qalıcı təsvirlərdən bəzilərini yaratdı.</w:t>
       </w:r>
     </w:p>
     <w:p>
       <w:pPr>
         <w:pStyle w:val="ListBullet"/>
+        <w:widowControl/>
       </w:pPr>
       <w:r>
-        <w:rPr>
-          <w:rFonts w:ascii="Calibri" w:hAnsi="Calibri" w:eastAsia="Calibri"/>
-          <w:b w:val="0"/>
-          <w:i w:val="0"/>
-          <w:sz w:val="22"/>
-        </w:rPr>
-        <w:t>Lui Daqerin dagerrotip üsulu 1839-cu ildə ictimaiyyətə təqdim edildi</w:t>
+        <w:t>Lui Dagerin dagerrotip üsulu 1839-cu ildə elan edildi.</w:t>
       </w:r>
     </w:p>
     <w:p>
       <w:pPr>
         <w:pStyle w:val="ListBullet"/>
+        <w:widowControl/>
       </w:pPr>
       <w:r>
-        <w:rPr>
-          <w:rFonts w:ascii="Calibri" w:hAnsi="Calibri" w:eastAsia="Calibri"/>
-          <w:b w:val="0"/>
-          <w:i w:val="0"/>
-          <w:sz w:val="22"/>
-        </w:rPr>
-        <w:t>Uilyam Henri Foks Talbot çoxsaylı nüsxə almağa imkan verən kağız neqativ–pozitiv üsulunu hazırladı</w:t>
+        <w:t>Uilyam Henri Foks Talbot bir təsvirin çoxsaylı nüsxəsini almağa imkan verən kağız neqativ–pozitiv üsullarını inkişaf etdirdi.</w:t>
       </w:r>
     </w:p>
     <w:p>
       <w:pPr>
         <w:pStyle w:val="ListBullet"/>
+        <w:widowControl/>
       </w:pPr>
       <w:r>
-        <w:rPr>
-          <w:rFonts w:ascii="Calibri" w:hAnsi="Calibri" w:eastAsia="Calibri"/>
-          <w:b w:val="0"/>
-          <w:i w:val="0"/>
-          <w:sz w:val="22"/>
-        </w:rPr>
-        <w:t>Daha sürətli işığahəssas materiallar və zatvorlar təbii anların və hərəkətin çəkilməsini mümkün etdi</w:t>
+        <w:t>İşığa daha həssas materiallar və sürətli örtüklər hazırlıqsız anları və hərəkəti çəkməyə imkan verdi.</w:t>
       </w:r>
     </w:p>
     <w:p>
       <w:pPr>
         <w:pStyle w:val="ListBullet"/>
+        <w:widowControl/>
       </w:pPr>
       <w:r>
-        <w:rPr>
-          <w:rFonts w:ascii="Calibri" w:hAnsi="Calibri" w:eastAsia="Calibri"/>
-          <w:b w:val="0"/>
-          <w:i w:val="0"/>
-          <w:sz w:val="22"/>
-        </w:rPr>
-        <w:t>Rəqəmsal sensorlar gündəlik fotoaparatların əksəriyyətində lenti əvəz edib</w:t>
+        <w:t>Gündəlik kameralarda fotolenti əsasən rəqəmsal sensorlar əvəz edib.</w:t>
       </w:r>
     </w:p>
     <w:p>
       <w:pPr>
-        <w:keepNext/>
-        <w:spacing w:before="240" w:after="120"/>
+        <w:pStyle w:val="Heading1"/>
+        <w:widowControl/>
       </w:pPr>
       <w:r>
-        <w:rPr>
-          <w:rFonts w:ascii="Calibri" w:hAnsi="Calibri" w:eastAsia="Calibri"/>
-          <w:b/>
-          <w:i w:val="0"/>
-          <w:color w:val="004E8C"/>
-          <w:sz w:val="28"/>
-        </w:rPr>
-        <w:t>Bu nədir və necə işləyir?</w:t>
+        <w:t>Bu nədir</w:t>
       </w:r>
     </w:p>
     <w:p>
       <w:pPr>
-        <w:spacing w:after="160" w:line="276" w:lineRule="auto"/>
+        <w:widowControl/>
       </w:pPr>
       <w:r>
-        <w:rPr>
-          <w:rFonts w:ascii="Calibri" w:hAnsi="Calibri" w:eastAsia="Calibri"/>
-          <w:b w:val="0"/>
-          <w:i w:val="0"/>
-          <w:sz w:val="22"/>
-        </w:rPr>
-        <w:t>Fotoqrafiya işıqla təsvir yaradır və onu metal, şüşə, lent, kağız və ya rəqəmsal sensorda saxlayır. Obyektiv mənzərədən gələn işığı fokuslayır. Lentli fotoaparatda işıq həssas kimyəvi maddələri dəyişdirir, rəqəmsal fotoaparatda isə sensor işığı elektrik siqnallarına çevirir. Fotoaparat müəyyən mənada göz kimi işləyir, lakin gördüyünü qoruyub saxlaya bilir. Nəticədə real işıq quruluşu qeydə alınır, amma kadr seçimi, çəkiliş anı, səhnənin qurulması və redaktə onun mənasını yenə də formalaşdırır.</w:t>
+        <w:t>Fotoqrafiya işıqla yaranan təsviri metal, şüşə, fotolent, kağız və ya rəqəmsal sensor vasitəsilə qeydə alır. Obyektiv səhnədən gələn işığı fokuslayır. Lentli fotoqrafiyada işıq həssas kimyəvi maddələri dəyişir; rəqəmsal kamerada sensor onu elektrik siqnallarına çevirir. Kamera müəyyən mənada göz kimi işləyir, lakin gördüyünü saxlaya bilir. Şəkil həqiqi işıq paylanmasını qeydə alsa da, kadrın seçimi, çəkiliş anı, səhnənin qurulması və redaktə onun mənasına təsir edir.</w:t>
       </w:r>
     </w:p>
     <w:p>
       <w:pPr>
-        <w:keepNext/>
-        <w:spacing w:before="240" w:after="120"/>
+        <w:pStyle w:val="Heading1"/>
+        <w:widowControl/>
       </w:pPr>
       <w:r>
-        <w:rPr>
-          <w:rFonts w:ascii="Calibri" w:hAnsi="Calibri" w:eastAsia="Calibri"/>
-          <w:b/>
-          <w:i w:val="0"/>
-          <w:color w:val="004E8C"/>
-          <w:sz w:val="28"/>
-        </w:rPr>
-        <w:t>Kim kəşf və ya ixtira edib?</w:t>
+        <w:t>Kim kəşf edib və ya yaradıb</w:t>
       </w:r>
     </w:p>
     <w:p>
       <w:pPr>
-        <w:spacing w:after="160" w:line="276" w:lineRule="auto"/>
+        <w:widowControl/>
       </w:pPr>
       <w:r>
-        <w:rPr>
-          <w:rFonts w:ascii="Calibri" w:hAnsi="Calibri" w:eastAsia="Calibri"/>
-          <w:b w:val="0"/>
-          <w:i w:val="0"/>
-          <w:sz w:val="22"/>
-        </w:rPr>
-        <w:t>Fotoqrafiyanın bir neçə ixtiraçısı olub. Jozef Nisefor Nieps 1820-ci illərdə fotoaparatla çəkilmiş və günümüzədək qalan ən qədim şəkli yaratdı. Onunla işləyən Lui Daqer sonradan 1839-cu ildə elan olunan dagerrotipi — gümüşlə örtülmüş lövhədə aydın təsvir yaradan üsulu — hazırladı. Uilyam Henri Foks Talbot kağız neqativlər və pozitiv çaplar yaratdı. Dagerrotipdən fərqli olaraq, bir neqativdən çoxlu nüsxə almaq mümkün idi. Kimyaçılar, obyektiv ustaları, studiya əməkdaşları və istehsalçılar sonradan fotoqrafiyanı daha sürətli, ucuz və asan etdilər.</w:t>
+        <w:t>Fotoqrafiyanın bir neçə ixtiraçısı var. Jozef Nisefor Nyeps 1820-ci illərdə kamera ilə çəkilmiş və günümüzə çatmış ən qədim fotoşəkli yaratdı. Onunla işləyən Lui Dager sonradan gümüşlə örtülmüş lövhədə aydın təsvir verən dagerrotip üsulunu hazırladı; bu üsul 1839-cu ildə elan olundu. Uilyam Henri Foks Talbot kağız neqativlər və pozitiv çaplar hazırladı. Neqativdə açıq və tünd sahələrin münasibəti tərsinə olur, pozitiv isə adi görünüşü bərpa edir. Dagerrotipdən fərqli olaraq, bir neqativdən çoxlu nüsxə almaq mümkün idi. Kimyaçılar, obyektiv ustaları, studiya işçiləri və istehsalçılar fotoqrafiyanı daha sürətli, ucuz və asan etdilər.</w:t>
       </w:r>
     </w:p>
     <w:p>
       <w:pPr>
-        <w:keepNext/>
-        <w:spacing w:before="240" w:after="120"/>
+        <w:pStyle w:val="Heading1"/>
+        <w:widowControl/>
       </w:pPr>
       <w:r>
-        <w:rPr>
-          <w:rFonts w:ascii="Calibri" w:hAnsi="Calibri" w:eastAsia="Calibri"/>
-          <w:b/>
-          <w:i w:val="0"/>
-          <w:color w:val="004E8C"/>
-          <w:sz w:val="28"/>
-        </w:rPr>
-        <w:t>Nə vaxt və necə yaranıb?</w:t>
+        <w:t>Nə vaxt və necə yaranıb</w:t>
       </w:r>
     </w:p>
     <w:p>
       <w:pPr>
-        <w:spacing w:after="160" w:line="276" w:lineRule="auto"/>
+        <w:widowControl/>
       </w:pPr>
       <w:r>
-        <w:rPr>
-          <w:rFonts w:ascii="Calibri" w:hAnsi="Calibri" w:eastAsia="Calibri"/>
-          <w:b w:val="0"/>
-          <w:i w:val="0"/>
-          <w:sz w:val="22"/>
-        </w:rPr>
-        <w:t>Təcrübələr iki qədim ideyanı birləşdirdi: təsviri səthə proyeksiya edən kamera-obskuranı və işıqda dəyişən kimyəvi maddələri. 1839-cu il elanlarından sonra portret studiyaları sürətlə açıldı, lakin ilk dövrdə şəkli çəkilən insanlar uzun ekspozisiya müddətində tərpənmədən dayanmalı idilər. Yaş lövhələr, ardınca quru lövhələr hazırlıq və ekspozisiya vaxtını qısaltdı. XIX əsrin sonlarında rulon lent və sadə fotoaparatlar fotoqrafiyanı həvəskarlar üçün əlçatan etdi. Rəngli lent, kiçik fotoaparatlar, elektron sensorlar və smartfonlar isə şəkli ani və asanlıqla köçürülən hala gətirdi.</w:t>
+        <w:t>Təcrübələr iki köhnə ideyanı birləşdirdi: təsviri səthə salan kamera-obskura — qaranlıq kamera və işıqda dəyişən kimyəvi maddələr. 1839-cu il təqdimatlarından sonra portret studiyaları sürətlə açıldı. Lakin ilk çəkilişlərdə işığın uzun müddət toplanması lazım gəldiyindən insanlar hərəkətsiz oturmalı idilər. Yaş, daha sonra quru fotolövhələr hazırlıq və işıqlandırma müddətini qısaltdı. Rulon fotolent və sadə kameralar XIX əsrin sonlarında fotoqrafiyanı həvəskarlar üçün əlçatan etdi. Rəngli lent, kiçik kameralar, elektron sensorlar və smartfonlar sonralar şəkli dərhal əldə etməyə və asanlıqla çoxaltmağa imkan verdi.</w:t>
       </w:r>
     </w:p>
     <w:p>
       <w:pPr>
-        <w:keepNext/>
-        <w:spacing w:before="240" w:after="120"/>
+        <w:pStyle w:val="Heading1"/>
+        <w:widowControl/>
       </w:pPr>
       <w:r>
-        <w:rPr>
-          <w:rFonts w:ascii="Calibri" w:hAnsi="Calibri" w:eastAsia="Calibri"/>
-          <w:b/>
-          <w:i w:val="0"/>
-          <w:color w:val="004E8C"/>
-          <w:sz w:val="28"/>
-        </w:rPr>
-        <w:t>Elmi əhəmiyyəti</w:t>
+        <w:t>Elm üçün əhəmiyyəti</w:t>
       </w:r>
     </w:p>
     <w:p>
       <w:pPr>
-        <w:spacing w:after="160" w:line="276" w:lineRule="auto"/>
+        <w:widowControl/>
       </w:pPr>
       <w:r>
-        <w:rPr>
-          <w:rFonts w:ascii="Calibri" w:hAnsi="Calibri" w:eastAsia="Calibri"/>
-          <w:b w:val="0"/>
-          <w:i w:val="0"/>
-          <w:sz w:val="22"/>
-        </w:rPr>
-        <w:t>Fotoqrafiya optikanı işığın yaratdığı kimyəvi dəyişiklikləri öyrənən fotokimya ilə birləşdirdi. Alimlər hadisə bitdikdən sonra da qalan və sonradan ölçülə bilən qeyd əldə etdilər. Astronomlar uzun ekspozisiya ilə zəif işığı topladılar. Bioloqlar mikroskop görüntülərini qeydə aldı, hərəkət tədqiqatları isə çapan atın və uçan quşun hərəkətini ayrı-ayrı anlara böldü. Rəqəmsal sensorlar eyni işi yarımkeçiricilərlə davam etdirir. Fotoaparat adi gözün görə bilməyəcəyi qədər zəif, sürətli, kiçik və ya uzaq hadisələrdən sübut toplayan ikinci cüt gözə çevrildi.</w:t>
+        <w:t>Fotoqrafiya optikanı fotokimya ilə — işığın yaratdığı kimyəvi dəyişikliklərin öyrənilməsi ilə birləşdirdi. Alimlər hadisə bitəndən sonra da saxlanan və ölçülə bilən qeyd əldə etdilər. Astronomlar uzun çəkilişlərlə zəif işığı toplayırdılar. Bioloqlar mikroskop görüntülərini qeydə alır, hərəkət tədqiqatları isə qaçan atın və uçan quşun hərəkətini ayrı-ayrı anlara bölürdü. Rəqəmsal sensorlar eyni işi yarımkeçiricilərlə davam etdirir. Kamera adi göz üçün çox zəif, sürətli, kiçik və ya uzaq olan hadisələri qeydə alan əlavə görmə vasitəsinə çevrildi.</w:t>
       </w:r>
     </w:p>
     <w:p>
       <w:pPr>
-        <w:keepNext/>
-        <w:spacing w:before="240" w:after="120"/>
+        <w:pStyle w:val="Heading1"/>
+        <w:widowControl/>
       </w:pPr>
       <w:r>
-        <w:rPr>
-          <w:rFonts w:ascii="Calibri" w:hAnsi="Calibri" w:eastAsia="Calibri"/>
-          <w:b/>
-          <w:i w:val="0"/>
-          <w:color w:val="004E8C"/>
-          <w:sz w:val="28"/>
-        </w:rPr>
         <w:t>Sonrakı inkişafa təsiri</w:t>
       </w:r>
     </w:p>
     <w:p>
       <w:pPr>
-        <w:spacing w:after="160" w:line="276" w:lineRule="auto"/>
+        <w:widowControl/>
       </w:pPr>
       <w:r>
-        <w:rPr>
-          <w:rFonts w:ascii="Calibri" w:hAnsi="Calibri" w:eastAsia="Calibri"/>
-          <w:b w:val="0"/>
-          <w:i w:val="0"/>
-          <w:sz w:val="22"/>
-        </w:rPr>
-        <w:t>Kino sürətlə ard-arda göstərilən fotoşəkil silsilələrindən yarandı. Rentgen təsvirləri, havadan çəkiliş, peyk kameraları və elmi detektorlar da şüalanma nümunələrini qoruyub saxlayır. Qəzet, reklam, moda və şəxsiyyətin müəyyənləşdirilməsi sistemləri təsvirlərdən asılı oldu. Rəqəmsal fotoqrafiya kameralı telefonlara, şəkillərin ani qlobal paylaşımına və kompüter görməsində işlədilən nəhəng təsvir kolleksiyalarına yol açdı. Redaktə də asanlaşdığı üçün şəklin mənbəsini və kontekstini yoxlamaq daha vacib oldu.</w:t>
+        <w:t>Ardıcıl fotoşəkillərin sürətlə göstərilməsi kinonun yaranmasına yol açdı. Rentgen görüntüləri, havadan çəkilişlər, peyk kameraları və elmi detektorlar da şüalanmanın paylanmasını qeydə alır. Qəzetlər, reklam, moda və şəxsiyyətin müəyyənləşdirilməsi sistemləri təsvirlərdən asılı oldu. Rəqəmsal fotoqrafiya kameralı telefonlara, şəkillərin dünyada ani paylaşılmasına və kompüterin təsvirləri təhlil etdiyi kompüter görməsi üçün böyük şəkil toplularına yol açdı. Redaktənin asanlaşması şəklin mənbəyini və hansı şəraitdə çəkildiyini yoxlamağı daha vacib etdi.</w:t>
       </w:r>
     </w:p>
     <w:p>
       <w:pPr>
-        <w:keepNext/>
-        <w:spacing w:before="240" w:after="120"/>
+        <w:pStyle w:val="Heading1"/>
+        <w:widowControl/>
       </w:pPr>
       <w:r>
-        <w:rPr>
-          <w:rFonts w:ascii="Calibri" w:hAnsi="Calibri" w:eastAsia="Calibri"/>
-          <w:b/>
-          <w:i w:val="0"/>
-          <w:color w:val="004E8C"/>
-          <w:sz w:val="28"/>
-        </w:rPr>
-        <w:t>İnsan həyatını necə dəyişdi?</w:t>
+        <w:t>İnsan həyatını necə dəyişib</w:t>
       </w:r>
     </w:p>
     <w:p>
       <w:pPr>
-        <w:spacing w:after="160" w:line="276" w:lineRule="auto"/>
+        <w:widowControl/>
       </w:pPr>
       <w:r>
-        <w:rPr>
-          <w:rFonts w:ascii="Calibri" w:hAnsi="Calibri" w:eastAsia="Calibri"/>
-          <w:b w:val="0"/>
-          <w:i w:val="0"/>
-          <w:sz w:val="22"/>
-        </w:rPr>
-        <w:t>Ailələr uzaqda yaşayan və ya vəfat etmiş yaxınlarının simasını qoruyub saxlaya bildilər. Xəbər fotoşəkilləri müharibələri, fəlakətləri, bayramları və etirazları geniş auditoriyaya çatdırdı. Şəkillər tibbdə, xəritəçəkmədə, polis işində və şəxsiyyət sənədlərində istifadə olundu. Fotoaparatlar geniş yayıldıqca nəzarət imkanları artdı və məxfilik zəiflədi. Fotoşəkil bir ana açılan pəncərə kimi görünə bilər, amma heç vaxt kadrdan kənarda qalan hər şeyi göstərmir. Sübutun, seçimin və emosiyanın bu qarışığı fotoqrafiyanın gücünü bu gün də qoruyur.</w:t>
+        <w:t>Ailələr uzaqdakı və dünyasını dəyişmiş yaxınlarının simalarını saxlaya bildilər. Xəbər fotoşəkilləri müharibələri, fəlakətləri, bayramları və etirazları geniş auditoriyaya çatdırdı. Şəkillər tibbə, xəritəçiliyə, polis işinə və şəxsiyyət sənədlərinə xidmət etdi. Kameraların yayılması nəzarəti də genişləndirdi və şəxsi həyatın gizliliyini zəiflətdi. Fotoşəkil bir ana açılan pəncərə kimi görünə bilər, amma kadrdan kənarda qalan hər şeyi göstərmir. Sübutun, seçimin və duyğunun bu birliyi fotoqrafiyanın təsir gücünü qoruyur.</w:t>
       </w:r>
     </w:p>
     <w:p>
       <w:pPr>
-        <w:keepNext/>
-        <w:spacing w:before="240" w:after="120"/>
+        <w:pStyle w:val="Heading1"/>
+        <w:widowControl/>
       </w:pPr>
       <w:r>
-        <w:rPr>
-          <w:rFonts w:ascii="Calibri" w:hAnsi="Calibri" w:eastAsia="Calibri"/>
-          <w:b/>
-          <w:i w:val="0"/>
-          <w:color w:val="004E8C"/>
-          <w:sz w:val="28"/>
-        </w:rPr>
         <w:t>Mənbələr və istinadlar</w:t>
       </w:r>
     </w:p>
     <w:p>
       <w:pPr>
-        <w:keepNext/>
-        <w:spacing w:before="240" w:after="120"/>
+        <w:pStyle w:val="Heading2"/>
+        <w:widowControl/>
       </w:pPr>
       <w:r>
         <w:rPr>
-          <w:rFonts w:ascii="Calibri" w:hAnsi="Calibri" w:eastAsia="Calibri"/>
-          <w:b/>
-          <w:i w:val="0"/>
-          <w:color w:val="004E8C"/>
-          <w:sz w:val="24"/>
+          <w:sz w:val="20"/>
         </w:rPr>
-        <w:t>A. Kitablar və əsas elmi əsərlər</w:t>
+        <w:t>A Kitablar və əsas elmi əsərlər</w:t>
       </w:r>
     </w:p>
     <w:p>
       <w:pPr>
-        <w:spacing w:after="80"/>
-        <w:ind w:left="360"/>
+        <w:widowControl/>
       </w:pPr>
       <w:r>
         <w:rPr>
-          <w:rFonts w:ascii="Calibri" w:hAnsi="Calibri" w:eastAsia="Calibri"/>
-          <w:b w:val="0"/>
-          <w:i w:val="0"/>
-          <w:sz w:val="22"/>
+          <w:sz w:val="20"/>
         </w:rPr>
-        <w:t>1. Newhall, Beaumont. The History of Photography. 5th ed. New York: Museum of Modern Art, 1982.</w:t>
+        <w:t>1. Newhall, Beaumont.The History of Photography. 5th ed. New York: Museum of Modern Art, 1982.</w:t>
       </w:r>
     </w:p>
     <w:p>
       <w:pPr>
-        <w:keepNext/>
-        <w:spacing w:before="240" w:after="120"/>
+        <w:pStyle w:val="Heading2"/>
+        <w:widowControl/>
       </w:pPr>
       <w:r>
         <w:rPr>
-          <w:rFonts w:ascii="Calibri" w:hAnsi="Calibri" w:eastAsia="Calibri"/>
-          <w:b/>
-          <w:i w:val="0"/>
-          <w:color w:val="004E8C"/>
-          <w:sz w:val="24"/>
+          <w:sz w:val="20"/>
         </w:rPr>
-        <w:t>C. Təşkilatların materialları və ensiklopedik mənbələr</w:t>
+        <w:t>C Qurumların materialları və ensiklopedik mənbələr</w:t>
       </w:r>
     </w:p>
     <w:p>
       <w:pPr>
-        <w:spacing w:after="80"/>
-        <w:ind w:left="360"/>
+        <w:widowControl/>
       </w:pPr>
       <w:r>
         <w:rPr>
-          <w:rFonts w:ascii="Calibri" w:hAnsi="Calibri" w:eastAsia="Calibri"/>
-          <w:b w:val="0"/>
-          <w:i w:val="0"/>
-          <w:sz w:val="22"/>
+          <w:sz w:val="20"/>
         </w:rPr>
-        <w:t>1. Encyclopaedia Britannica. “History of photography” (“Fotoqrafiyanın tarixi”).</w:t>
-      </w:r>
-      <w:r>
-        <w:rPr>
-          <w:rFonts w:ascii="Calibri" w:hAnsi="Calibri" w:eastAsia="Calibri"/>
-          <w:b w:val="0"/>
-          <w:i w:val="0"/>
-          <w:sz w:val="22"/>
-        </w:rPr>
-        <w:t xml:space="preserve"> </w:t>
+        <w:t xml:space="preserve">1. Encyclopaedia Britannica. 'History of photography.' </w:t>
       </w:r>
       <w:hyperlink r:id="rId9">
         <w:r>
           <w:rPr>
-            <w:rFonts w:ascii="Calibri" w:hAnsi="Calibri" w:eastAsia="Calibri"/>
-            <w:b w:val="0"/>
-            <w:i w:val="0"/>
-            <w:sz w:val="22"/>
-            <w:color w:val="0563C1"/>
-            <w:u w:val="single"/>
+            <w:sz w:val="20"/>
           </w:rPr>
           <w:t>https://www.britannica.com/technology/photography</w:t>
         </w:r>
       </w:hyperlink>
+      <w:r>
+        <w:rPr>
+          <w:sz w:val="20"/>
+        </w:rPr>
+      </w:r>
     </w:p>
     <w:p>
       <w:pPr>
-        <w:spacing w:after="80"/>
-        <w:ind w:left="360"/>
+        <w:widowControl/>
       </w:pPr>
       <w:r>
         <w:rPr>
-          <w:rFonts w:ascii="Calibri" w:hAnsi="Calibri" w:eastAsia="Calibri"/>
-          <w:b w:val="0"/>
-          <w:i w:val="0"/>
-          <w:sz w:val="22"/>
+          <w:sz w:val="20"/>
         </w:rPr>
-        <w:t>2. The Metropolitan Museum of Art. “Daguerre (1787–1851) and the Invention of Photography” (“Daqer (1787–1851) və fotoqrafiyanın ixtirası”).</w:t>
-      </w:r>
-      <w:r>
-        <w:rPr>
-          <w:rFonts w:ascii="Calibri" w:hAnsi="Calibri" w:eastAsia="Calibri"/>
-          <w:b w:val="0"/>
-          <w:i w:val="0"/>
-          <w:sz w:val="22"/>
-        </w:rPr>
-        <w:t xml:space="preserve"> </w:t>
+        <w:t xml:space="preserve">2. The Metropolitan Museum of Art. 'Daguerre (1787-1851) and the Invention of Photography.' </w:t>
       </w:r>
       <w:hyperlink r:id="rId10">
         <w:r>
           <w:rPr>
-            <w:rFonts w:ascii="Calibri" w:hAnsi="Calibri" w:eastAsia="Calibri"/>
-            <w:b w:val="0"/>
-            <w:i w:val="0"/>
-            <w:sz w:val="22"/>
-            <w:color w:val="0563C1"/>
-            <w:u w:val="single"/>
+            <w:sz w:val="20"/>
           </w:rPr>
           <w:t>https://www.metmuseum.org/toah/hd/dagu/hd_dagu.htm</w:t>
         </w:r>
       </w:hyperlink>
-    </w:p>
-    <w:p>
-      <w:pPr>
-        <w:keepNext/>
-        <w:spacing w:before="240" w:after="120"/>
-      </w:pPr>
       <w:r>
         <w:rPr>
-          <w:rFonts w:ascii="Calibri" w:hAnsi="Calibri" w:eastAsia="Calibri"/>
-          <w:b/>
-          <w:i w:val="0"/>
-          <w:color w:val="004E8C"/>
-          <w:sz w:val="24"/>
+          <w:sz w:val="20"/>
         </w:rPr>
-        <w:t>J. Mətbuat, populyar elmi və ümumi məlumat mənbələri</w:t>
       </w:r>
     </w:p>
     <w:p>
       <w:pPr>
-        <w:spacing w:after="80"/>
-        <w:ind w:left="360"/>
+        <w:pStyle w:val="Heading2"/>
+        <w:widowControl/>
       </w:pPr>
       <w:r>
         <w:rPr>
-          <w:rFonts w:ascii="Calibri" w:hAnsi="Calibri" w:eastAsia="Calibri"/>
-          <w:b w:val="0"/>
-          <w:i w:val="0"/>
-          <w:sz w:val="22"/>
+          <w:sz w:val="20"/>
         </w:rPr>
-        <w:t>1. Smithsonian Magazine. “This Is How Photography Was First Invented” (“Fotoqrafiya ilk dəfə belə ixtira edildi”).</w:t>
+        <w:t>J Mətbuat elmi kütləvi nəşrlər və ümumi mənbələr</w:t>
       </w:r>
+    </w:p>
+    <w:p>
+      <w:pPr>
+        <w:widowControl/>
+      </w:pPr>
       <w:r>
         <w:rPr>
-          <w:rFonts w:ascii="Calibri" w:hAnsi="Calibri" w:eastAsia="Calibri"/>
-          <w:b w:val="0"/>
-          <w:i w:val="0"/>
-          <w:sz w:val="22"/>
+          <w:sz w:val="20"/>
         </w:rPr>
-        <w:t xml:space="preserve"> </w:t>
+        <w:t xml:space="preserve">1. Smithsonian Magazine. 'This Is How Photography Was First Invented.' </w:t>
       </w:r>
       <w:hyperlink r:id="rId11">
         <w:r>
           <w:rPr>
-            <w:rFonts w:ascii="Calibri" w:hAnsi="Calibri" w:eastAsia="Calibri"/>
-            <w:b w:val="0"/>
-            <w:i w:val="0"/>
-            <w:sz w:val="22"/>
-            <w:color w:val="0563C1"/>
-            <w:u w:val="single"/>
+            <w:sz w:val="20"/>
           </w:rPr>
           <w:t>https://www.smithsonianmag.com/innovation/this-is-how-photography-was-first-invented-180972188/</w:t>
         </w:r>
       </w:hyperlink>
+      <w:r>
+        <w:rPr>
+          <w:sz w:val="20"/>
+        </w:rPr>
+      </w:r>
     </w:p>
     <w:sectPr>
-      <w:pgSz w:w="12240" w:h="15840"/>
-      <w:pgMar w:top="1296" w:right="1440" w:bottom="1296" w:left="1440" w:header="720" w:footer="720" w:gutter="0"/>
+      <w:footerReference w:type="default" r:id="rId12"/>
+      <w:pgSz w:w="11906" w:h="16838"/>
+      <w:pgMar w:top="1020" w:right="1134" w:bottom="1020" w:left="1134" w:header="720" w:footer="720" w:gutter="0"/>
       <w:cols w:space="720"/>
       <w:docGrid w:linePitch="360"/>
     </w:sectPr>
   </w:body>
 </w:document>
+</file>
+
+<file path=word/footer1.xml><?xml version="1.0" encoding="utf-8"?>
+<w:ftr xmlns:m="http://schemas.openxmlformats.org/officeDocument/2006/math" xmlns:mc="http://schemas.openxmlformats.org/markup-compatibility/2006" xmlns:mo="http://schemas.microsoft.com/office/mac/office/2008/main" xmlns:mv="urn:schemas-microsoft-com:mac:vml" xmlns:o="urn:schemas-microsoft-com:office:office" xmlns:r="http://schemas.openxmlformats.org/officeDocument/2006/relationships" xmlns:v="urn:schemas-microsoft-com:vml" xmlns:w10="urn:schemas-microsoft-com:office:word" xmlns:w14="http://schemas.microsoft.com/office/word/2010/wordml" xmlns:w="http://schemas.openxmlformats.org/wordprocessingml/2006/main" xmlns:wne="http://schemas.microsoft.com/office/word/2006/wordml" xmlns:wp14="http://schemas.microsoft.com/office/word/2010/wordprocessingDrawing" xmlns:wp="http://schemas.openxmlformats.org/drawingml/2006/wordprocessingDrawing" xmlns:wpc="http://schemas.microsoft.com/office/word/2010/wordprocessingCanvas" xmlns:wpg="http://schemas.microsoft.com/office/word/2010/wordprocessingGroup" xmlns:wpi="http://schemas.microsoft.com/office/word/2010/wordprocessingInk" xmlns:wps="http://schemas.microsoft.com/office/word/2010/wordprocessingShape" mc:Ignorable="w14 wp14">
+  <w:p>
+    <w:pPr>
+      <w:pStyle w:val="Footer"/>
+      <w:jc w:val="right"/>
+    </w:pPr>
+    <w:fldSimple w:instr="PAGE"/>
+  </w:p>
+</w:ftr>
 </file>
 
 <file path=word/numbering.xml><?xml version="1.0" encoding="utf-8"?>
@@ -735,7 +558,7 @@
   <w:docDefaults>
     <w:rPrDefault>
       <w:rPr>
-        <w:rFonts w:asciiTheme="minorHAnsi" w:eastAsiaTheme="minorEastAsia" w:hAnsiTheme="minorHAnsi" w:cstheme="minorBidi"/>
+        <w:rFonts/>
         <w:sz w:val="22"/>
         <w:szCs w:val="22"/>
         <w:lang w:val="en-US" w:eastAsia="en-US" w:bidi="ar-SA"/>
@@ -890,6 +713,15 @@
     <w:name w:val="Normal"/>
     <w:qFormat/>
     <w:rsid w:val="00FC693F"/>
+    <w:pPr>
+      <w:spacing w:after="120" w:line="259" w:lineRule="auto"/>
+    </w:pPr>
+    <w:rPr>
+      <w:rFonts w:ascii="Times New Roman" w:hAnsi="Times New Roman"/>
+      <w:color w:val="000000"/>
+      <w:sz w:val="24"/>
+      <w:lang w:val="az-Latn-AZ"/>
+    </w:rPr>
   </w:style>
   <w:style w:type="paragraph" w:styleId="Header">
     <w:name w:val="header"/>
@@ -946,16 +778,17 @@
     <w:pPr>
       <w:keepNext/>
       <w:keepLines/>
-      <w:spacing w:before="480" w:after="0"/>
+      <w:spacing w:before="480" w:after="120" w:line="259" w:lineRule="auto"/>
       <w:outlineLvl w:val="0"/>
     </w:pPr>
     <w:rPr>
-      <w:rFonts w:asciiTheme="majorHAnsi" w:eastAsiaTheme="majorEastAsia" w:hAnsiTheme="majorHAnsi" w:cstheme="majorBidi"/>
+      <w:rFonts w:ascii="Times New Roman" w:hAnsi="Times New Roman"/>
       <w:b/>
       <w:bCs/>
-      <w:color w:val="365F91" w:themeColor="accent1" w:themeShade="BF"/>
-      <w:sz w:val="28"/>
+      <w:color w:val="000000"/>
+      <w:sz w:val="26"/>
       <w:szCs w:val="28"/>
+      <w:lang w:val="az-Latn-AZ"/>
     </w:rPr>
   </w:style>
   <w:style w:type="paragraph" w:styleId="Heading2">
@@ -970,16 +803,17 @@
     <w:pPr>
       <w:keepNext/>
       <w:keepLines/>
-      <w:spacing w:before="200" w:after="0"/>
+      <w:spacing w:before="200" w:after="120" w:line="259" w:lineRule="auto"/>
       <w:outlineLvl w:val="1"/>
     </w:pPr>
     <w:rPr>
-      <w:rFonts w:asciiTheme="majorHAnsi" w:eastAsiaTheme="majorEastAsia" w:hAnsiTheme="majorHAnsi" w:cstheme="majorBidi"/>
+      <w:rFonts w:ascii="Times New Roman" w:hAnsi="Times New Roman"/>
       <w:b/>
       <w:bCs/>
-      <w:color w:val="4F81BD" w:themeColor="accent1"/>
+      <w:color w:val="000000"/>
       <w:sz w:val="26"/>
       <w:szCs w:val="26"/>
+      <w:lang w:val="az-Latn-AZ"/>
     </w:rPr>
   </w:style>
   <w:style w:type="paragraph" w:styleId="Heading3">
@@ -998,7 +832,7 @@
       <w:outlineLvl w:val="2"/>
     </w:pPr>
     <w:rPr>
-      <w:rFonts w:asciiTheme="majorHAnsi" w:eastAsiaTheme="majorEastAsia" w:hAnsiTheme="majorHAnsi" w:cstheme="majorBidi"/>
+      <w:rFonts/>
       <w:b/>
       <w:bCs/>
       <w:color w:val="4F81BD" w:themeColor="accent1"/>
@@ -1021,7 +855,7 @@
       <w:outlineLvl w:val="3"/>
     </w:pPr>
     <w:rPr>
-      <w:rFonts w:asciiTheme="majorHAnsi" w:eastAsiaTheme="majorEastAsia" w:hAnsiTheme="majorHAnsi" w:cstheme="majorBidi"/>
+      <w:rFonts/>
       <w:b/>
       <w:bCs/>
       <w:i/>
@@ -1046,7 +880,7 @@
       <w:outlineLvl w:val="4"/>
     </w:pPr>
     <w:rPr>
-      <w:rFonts w:asciiTheme="majorHAnsi" w:eastAsiaTheme="majorEastAsia" w:hAnsiTheme="majorHAnsi" w:cstheme="majorBidi"/>
+      <w:rFonts/>
       <w:color w:val="243F60" w:themeColor="accent1" w:themeShade="7F"/>
     </w:rPr>
   </w:style>
@@ -1067,7 +901,7 @@
       <w:outlineLvl w:val="5"/>
     </w:pPr>
     <w:rPr>
-      <w:rFonts w:asciiTheme="majorHAnsi" w:eastAsiaTheme="majorEastAsia" w:hAnsiTheme="majorHAnsi" w:cstheme="majorBidi"/>
+      <w:rFonts/>
       <w:i/>
       <w:iCs/>
       <w:color w:val="243F60" w:themeColor="accent1" w:themeShade="7F"/>
@@ -1090,7 +924,7 @@
       <w:outlineLvl w:val="6"/>
     </w:pPr>
     <w:rPr>
-      <w:rFonts w:asciiTheme="majorHAnsi" w:eastAsiaTheme="majorEastAsia" w:hAnsiTheme="majorHAnsi" w:cstheme="majorBidi"/>
+      <w:rFonts/>
       <w:i/>
       <w:iCs/>
       <w:color w:val="404040" w:themeColor="text1" w:themeTint="BF"/>
@@ -1113,7 +947,7 @@
       <w:outlineLvl w:val="7"/>
     </w:pPr>
     <w:rPr>
-      <w:rFonts w:asciiTheme="majorHAnsi" w:eastAsiaTheme="majorEastAsia" w:hAnsiTheme="majorHAnsi" w:cstheme="majorBidi"/>
+      <w:rFonts/>
       <w:color w:val="4F81BD" w:themeColor="accent1"/>
       <w:sz w:val="20"/>
       <w:szCs w:val="20"/>
@@ -1136,7 +970,7 @@
       <w:outlineLvl w:val="8"/>
     </w:pPr>
     <w:rPr>
-      <w:rFonts w:asciiTheme="majorHAnsi" w:eastAsiaTheme="majorEastAsia" w:hAnsiTheme="majorHAnsi" w:cstheme="majorBidi"/>
+      <w:rFonts/>
       <w:i/>
       <w:iCs/>
       <w:color w:val="404040" w:themeColor="text1" w:themeTint="BF"/>
@@ -1187,7 +1021,7 @@
     <w:uiPriority w:val="9"/>
     <w:rsid w:val="00FC693F"/>
     <w:rPr>
-      <w:rFonts w:asciiTheme="majorHAnsi" w:eastAsiaTheme="majorEastAsia" w:hAnsiTheme="majorHAnsi" w:cstheme="majorBidi"/>
+      <w:rFonts/>
       <w:b/>
       <w:bCs/>
       <w:color w:val="365F91" w:themeColor="accent1" w:themeShade="BF"/>
@@ -1202,7 +1036,7 @@
     <w:uiPriority w:val="9"/>
     <w:rsid w:val="00FC693F"/>
     <w:rPr>
-      <w:rFonts w:asciiTheme="majorHAnsi" w:eastAsiaTheme="majorEastAsia" w:hAnsiTheme="majorHAnsi" w:cstheme="majorBidi"/>
+      <w:rFonts/>
       <w:b/>
       <w:bCs/>
       <w:color w:val="4F81BD" w:themeColor="accent1"/>
@@ -1217,7 +1051,7 @@
     <w:uiPriority w:val="9"/>
     <w:rsid w:val="00FC693F"/>
     <w:rPr>
-      <w:rFonts w:asciiTheme="majorHAnsi" w:eastAsiaTheme="majorEastAsia" w:hAnsiTheme="majorHAnsi" w:cstheme="majorBidi"/>
+      <w:rFonts/>
       <w:b/>
       <w:bCs/>
       <w:color w:val="4F81BD" w:themeColor="accent1"/>
@@ -1232,19 +1066,17 @@
     <w:qFormat/>
     <w:rsid w:val="00FC693F"/>
     <w:pPr>
-      <w:pBdr>
-        <w:bottom w:val="single" w:sz="8" w:space="4" w:color="4F81BD" w:themeColor="accent1"/>
-      </w:pBdr>
-      <w:spacing w:after="300" w:line="240" w:lineRule="auto"/>
+      <w:spacing w:after="120" w:line="259" w:lineRule="auto"/>
       <w:contextualSpacing/>
     </w:pPr>
     <w:rPr>
-      <w:rFonts w:asciiTheme="majorHAnsi" w:eastAsiaTheme="majorEastAsia" w:hAnsiTheme="majorHAnsi" w:cstheme="majorBidi"/>
-      <w:color w:val="17365D" w:themeColor="text2" w:themeShade="BF"/>
+      <w:rFonts w:ascii="Times New Roman" w:hAnsi="Times New Roman"/>
+      <w:color w:val="000000"/>
       <w:spacing w:val="5"/>
       <w:kern w:val="28"/>
-      <w:sz w:val="52"/>
+      <w:sz w:val="40"/>
       <w:szCs w:val="52"/>
+      <w:lang w:val="az-Latn-AZ"/>
     </w:rPr>
   </w:style>
   <w:style w:type="character" w:customStyle="1" w:styleId="TitleChar">
@@ -1254,7 +1086,7 @@
     <w:uiPriority w:val="10"/>
     <w:rsid w:val="00FC693F"/>
     <w:rPr>
-      <w:rFonts w:asciiTheme="majorHAnsi" w:eastAsiaTheme="majorEastAsia" w:hAnsiTheme="majorHAnsi" w:cstheme="majorBidi"/>
+      <w:rFonts/>
       <w:color w:val="17365D" w:themeColor="text2" w:themeShade="BF"/>
       <w:spacing w:val="5"/>
       <w:kern w:val="28"/>
@@ -1276,7 +1108,7 @@
       </w:numPr>
     </w:pPr>
     <w:rPr>
-      <w:rFonts w:asciiTheme="majorHAnsi" w:eastAsiaTheme="majorEastAsia" w:hAnsiTheme="majorHAnsi" w:cstheme="majorBidi"/>
+      <w:rFonts/>
       <w:i/>
       <w:iCs/>
       <w:color w:val="4F81BD" w:themeColor="accent1"/>
@@ -1292,7 +1124,7 @@
     <w:uiPriority w:val="11"/>
     <w:rsid w:val="00FC693F"/>
     <w:rPr>
-      <w:rFonts w:asciiTheme="majorHAnsi" w:eastAsiaTheme="majorEastAsia" w:hAnsiTheme="majorHAnsi" w:cstheme="majorBidi"/>
+      <w:rFonts/>
       <w:i/>
       <w:iCs/>
       <w:color w:val="4F81BD" w:themeColor="accent1"/>
@@ -1417,8 +1249,15 @@
       <w:numPr>
         <w:numId w:val="1"/>
       </w:numPr>
+      <w:spacing w:after="120" w:line="259" w:lineRule="auto"/>
       <w:contextualSpacing/>
     </w:pPr>
+    <w:rPr>
+      <w:rFonts w:ascii="Times New Roman" w:hAnsi="Times New Roman"/>
+      <w:color w:val="000000"/>
+      <w:sz w:val="24"/>
+      <w:lang w:val="az-Latn-AZ"/>
+    </w:rPr>
   </w:style>
   <w:style w:type="paragraph" w:styleId="ListBullet2">
     <w:name w:val="List Bullet 2"/>
@@ -1590,7 +1429,7 @@
     <w:semiHidden/>
     <w:rsid w:val="00FC693F"/>
     <w:rPr>
-      <w:rFonts w:asciiTheme="majorHAnsi" w:eastAsiaTheme="majorEastAsia" w:hAnsiTheme="majorHAnsi" w:cstheme="majorBidi"/>
+      <w:rFonts/>
       <w:b/>
       <w:bCs/>
       <w:i/>
@@ -1606,7 +1445,7 @@
     <w:semiHidden/>
     <w:rsid w:val="00FC693F"/>
     <w:rPr>
-      <w:rFonts w:asciiTheme="majorHAnsi" w:eastAsiaTheme="majorEastAsia" w:hAnsiTheme="majorHAnsi" w:cstheme="majorBidi"/>
+      <w:rFonts/>
       <w:color w:val="243F60" w:themeColor="accent1" w:themeShade="7F"/>
     </w:rPr>
   </w:style>
@@ -1618,7 +1457,7 @@
     <w:semiHidden/>
     <w:rsid w:val="00FC693F"/>
     <w:rPr>
-      <w:rFonts w:asciiTheme="majorHAnsi" w:eastAsiaTheme="majorEastAsia" w:hAnsiTheme="majorHAnsi" w:cstheme="majorBidi"/>
+      <w:rFonts/>
       <w:i/>
       <w:iCs/>
       <w:color w:val="243F60" w:themeColor="accent1" w:themeShade="7F"/>
@@ -1632,7 +1471,7 @@
     <w:semiHidden/>
     <w:rsid w:val="00FC693F"/>
     <w:rPr>
-      <w:rFonts w:asciiTheme="majorHAnsi" w:eastAsiaTheme="majorEastAsia" w:hAnsiTheme="majorHAnsi" w:cstheme="majorBidi"/>
+      <w:rFonts/>
       <w:i/>
       <w:iCs/>
       <w:color w:val="404040" w:themeColor="text1" w:themeTint="BF"/>
@@ -1646,7 +1485,7 @@
     <w:semiHidden/>
     <w:rsid w:val="00FC693F"/>
     <w:rPr>
-      <w:rFonts w:asciiTheme="majorHAnsi" w:eastAsiaTheme="majorEastAsia" w:hAnsiTheme="majorHAnsi" w:cstheme="majorBidi"/>
+      <w:rFonts/>
       <w:color w:val="4F81BD" w:themeColor="accent1"/>
       <w:sz w:val="20"/>
       <w:szCs w:val="20"/>
@@ -1660,7 +1499,7 @@
     <w:semiHidden/>
     <w:rsid w:val="00FC693F"/>
     <w:rPr>
-      <w:rFonts w:asciiTheme="majorHAnsi" w:eastAsiaTheme="majorEastAsia" w:hAnsiTheme="majorHAnsi" w:cstheme="majorBidi"/>
+      <w:rFonts/>
       <w:i/>
       <w:iCs/>
       <w:color w:val="404040" w:themeColor="text1" w:themeTint="BF"/>
@@ -1719,9 +1558,6 @@
     <w:qFormat/>
     <w:rsid w:val="00FC693F"/>
     <w:pPr>
-      <w:pBdr>
-        <w:bottom w:val="single" w:sz="4" w:space="4" w:color="4F81BD" w:themeColor="accent1"/>
-      </w:pBdr>
       <w:spacing w:before="200" w:after="280"/>
       <w:ind w:left="936" w:right="936"/>
     </w:pPr>
@@ -3249,7 +3085,7 @@
         <w:spacing w:before="0" w:after="0" w:line="240" w:lineRule="auto"/>
       </w:pPr>
       <w:rPr>
-        <w:rFonts w:asciiTheme="majorHAnsi" w:eastAsiaTheme="majorEastAsia" w:hAnsiTheme="majorHAnsi" w:cstheme="majorBidi"/>
+        <w:rFonts/>
         <w:b/>
         <w:bCs/>
       </w:rPr>
@@ -3270,7 +3106,7 @@
         <w:spacing w:before="0" w:after="0" w:line="240" w:lineRule="auto"/>
       </w:pPr>
       <w:rPr>
-        <w:rFonts w:asciiTheme="majorHAnsi" w:eastAsiaTheme="majorEastAsia" w:hAnsiTheme="majorHAnsi" w:cstheme="majorBidi"/>
+        <w:rFonts/>
         <w:b/>
         <w:bCs/>
       </w:rPr>
@@ -3288,14 +3124,14 @@
     </w:tblStylePr>
     <w:tblStylePr w:type="firstCol">
       <w:rPr>
-        <w:rFonts w:asciiTheme="majorHAnsi" w:eastAsiaTheme="majorEastAsia" w:hAnsiTheme="majorHAnsi" w:cstheme="majorBidi"/>
+        <w:rFonts/>
         <w:b/>
         <w:bCs/>
       </w:rPr>
     </w:tblStylePr>
     <w:tblStylePr w:type="lastCol">
       <w:rPr>
-        <w:rFonts w:asciiTheme="majorHAnsi" w:eastAsiaTheme="majorEastAsia" w:hAnsiTheme="majorHAnsi" w:cstheme="majorBidi"/>
+        <w:rFonts/>
         <w:b/>
         <w:bCs/>
       </w:rPr>
@@ -3379,7 +3215,7 @@
         <w:spacing w:before="0" w:after="0" w:line="240" w:lineRule="auto"/>
       </w:pPr>
       <w:rPr>
-        <w:rFonts w:asciiTheme="majorHAnsi" w:eastAsiaTheme="majorEastAsia" w:hAnsiTheme="majorHAnsi" w:cstheme="majorBidi"/>
+        <w:rFonts/>
         <w:b/>
         <w:bCs/>
       </w:rPr>
@@ -3400,7 +3236,7 @@
         <w:spacing w:before="0" w:after="0" w:line="240" w:lineRule="auto"/>
       </w:pPr>
       <w:rPr>
-        <w:rFonts w:asciiTheme="majorHAnsi" w:eastAsiaTheme="majorEastAsia" w:hAnsiTheme="majorHAnsi" w:cstheme="majorBidi"/>
+        <w:rFonts/>
         <w:b/>
         <w:bCs/>
       </w:rPr>
@@ -3418,14 +3254,14 @@
     </w:tblStylePr>
     <w:tblStylePr w:type="firstCol">
       <w:rPr>
-        <w:rFonts w:asciiTheme="majorHAnsi" w:eastAsiaTheme="majorEastAsia" w:hAnsiTheme="majorHAnsi" w:cstheme="majorBidi"/>
+        <w:rFonts/>
         <w:b/>
         <w:bCs/>
       </w:rPr>
     </w:tblStylePr>
     <w:tblStylePr w:type="lastCol">
       <w:rPr>
-        <w:rFonts w:asciiTheme="majorHAnsi" w:eastAsiaTheme="majorEastAsia" w:hAnsiTheme="majorHAnsi" w:cstheme="majorBidi"/>
+        <w:rFonts/>
         <w:b/>
         <w:bCs/>
       </w:rPr>
@@ -3509,7 +3345,7 @@
         <w:spacing w:before="0" w:after="0" w:line="240" w:lineRule="auto"/>
       </w:pPr>
       <w:rPr>
-        <w:rFonts w:asciiTheme="majorHAnsi" w:eastAsiaTheme="majorEastAsia" w:hAnsiTheme="majorHAnsi" w:cstheme="majorBidi"/>
+        <w:rFonts/>
         <w:b/>
         <w:bCs/>
       </w:rPr>
@@ -3530,7 +3366,7 @@
         <w:spacing w:before="0" w:after="0" w:line="240" w:lineRule="auto"/>
       </w:pPr>
       <w:rPr>
-        <w:rFonts w:asciiTheme="majorHAnsi" w:eastAsiaTheme="majorEastAsia" w:hAnsiTheme="majorHAnsi" w:cstheme="majorBidi"/>
+        <w:rFonts/>
         <w:b/>
         <w:bCs/>
       </w:rPr>
@@ -3548,14 +3384,14 @@
     </w:tblStylePr>
     <w:tblStylePr w:type="firstCol">
       <w:rPr>
-        <w:rFonts w:asciiTheme="majorHAnsi" w:eastAsiaTheme="majorEastAsia" w:hAnsiTheme="majorHAnsi" w:cstheme="majorBidi"/>
+        <w:rFonts/>
         <w:b/>
         <w:bCs/>
       </w:rPr>
     </w:tblStylePr>
     <w:tblStylePr w:type="lastCol">
       <w:rPr>
-        <w:rFonts w:asciiTheme="majorHAnsi" w:eastAsiaTheme="majorEastAsia" w:hAnsiTheme="majorHAnsi" w:cstheme="majorBidi"/>
+        <w:rFonts/>
         <w:b/>
         <w:bCs/>
       </w:rPr>
@@ -3639,7 +3475,7 @@
         <w:spacing w:before="0" w:after="0" w:line="240" w:lineRule="auto"/>
       </w:pPr>
       <w:rPr>
-        <w:rFonts w:asciiTheme="majorHAnsi" w:eastAsiaTheme="majorEastAsia" w:hAnsiTheme="majorHAnsi" w:cstheme="majorBidi"/>
+        <w:rFonts/>
         <w:b/>
         <w:bCs/>
       </w:rPr>
@@ -3660,7 +3496,7 @@
         <w:spacing w:before="0" w:after="0" w:line="240" w:lineRule="auto"/>
       </w:pPr>
       <w:rPr>
-        <w:rFonts w:asciiTheme="majorHAnsi" w:eastAsiaTheme="majorEastAsia" w:hAnsiTheme="majorHAnsi" w:cstheme="majorBidi"/>
+        <w:rFonts/>
         <w:b/>
         <w:bCs/>
       </w:rPr>
@@ -3678,14 +3514,14 @@
     </w:tblStylePr>
     <w:tblStylePr w:type="firstCol">
       <w:rPr>
-        <w:rFonts w:asciiTheme="majorHAnsi" w:eastAsiaTheme="majorEastAsia" w:hAnsiTheme="majorHAnsi" w:cstheme="majorBidi"/>
+        <w:rFonts/>
         <w:b/>
         <w:bCs/>
       </w:rPr>
     </w:tblStylePr>
     <w:tblStylePr w:type="lastCol">
       <w:rPr>
-        <w:rFonts w:asciiTheme="majorHAnsi" w:eastAsiaTheme="majorEastAsia" w:hAnsiTheme="majorHAnsi" w:cstheme="majorBidi"/>
+        <w:rFonts/>
         <w:b/>
         <w:bCs/>
       </w:rPr>
@@ -3769,7 +3605,7 @@
         <w:spacing w:before="0" w:after="0" w:line="240" w:lineRule="auto"/>
       </w:pPr>
       <w:rPr>
-        <w:rFonts w:asciiTheme="majorHAnsi" w:eastAsiaTheme="majorEastAsia" w:hAnsiTheme="majorHAnsi" w:cstheme="majorBidi"/>
+        <w:rFonts/>
         <w:b/>
         <w:bCs/>
       </w:rPr>
@@ -3790,7 +3626,7 @@
         <w:spacing w:before="0" w:after="0" w:line="240" w:lineRule="auto"/>
       </w:pPr>
       <w:rPr>
-        <w:rFonts w:asciiTheme="majorHAnsi" w:eastAsiaTheme="majorEastAsia" w:hAnsiTheme="majorHAnsi" w:cstheme="majorBidi"/>
+        <w:rFonts/>
         <w:b/>
         <w:bCs/>
       </w:rPr>
@@ -3808,14 +3644,14 @@
     </w:tblStylePr>
     <w:tblStylePr w:type="firstCol">
       <w:rPr>
-        <w:rFonts w:asciiTheme="majorHAnsi" w:eastAsiaTheme="majorEastAsia" w:hAnsiTheme="majorHAnsi" w:cstheme="majorBidi"/>
+        <w:rFonts/>
         <w:b/>
         <w:bCs/>
       </w:rPr>
     </w:tblStylePr>
     <w:tblStylePr w:type="lastCol">
       <w:rPr>
-        <w:rFonts w:asciiTheme="majorHAnsi" w:eastAsiaTheme="majorEastAsia" w:hAnsiTheme="majorHAnsi" w:cstheme="majorBidi"/>
+        <w:rFonts/>
         <w:b/>
         <w:bCs/>
       </w:rPr>
@@ -3899,7 +3735,7 @@
         <w:spacing w:before="0" w:after="0" w:line="240" w:lineRule="auto"/>
       </w:pPr>
       <w:rPr>
-        <w:rFonts w:asciiTheme="majorHAnsi" w:eastAsiaTheme="majorEastAsia" w:hAnsiTheme="majorHAnsi" w:cstheme="majorBidi"/>
+        <w:rFonts/>
         <w:b/>
         <w:bCs/>
       </w:rPr>
@@ -3920,7 +3756,7 @@
         <w:spacing w:before="0" w:after="0" w:line="240" w:lineRule="auto"/>
       </w:pPr>
       <w:rPr>
-        <w:rFonts w:asciiTheme="majorHAnsi" w:eastAsiaTheme="majorEastAsia" w:hAnsiTheme="majorHAnsi" w:cstheme="majorBidi"/>
+        <w:rFonts/>
         <w:b/>
         <w:bCs/>
       </w:rPr>
@@ -3938,14 +3774,14 @@
     </w:tblStylePr>
     <w:tblStylePr w:type="firstCol">
       <w:rPr>
-        <w:rFonts w:asciiTheme="majorHAnsi" w:eastAsiaTheme="majorEastAsia" w:hAnsiTheme="majorHAnsi" w:cstheme="majorBidi"/>
+        <w:rFonts/>
         <w:b/>
         <w:bCs/>
       </w:rPr>
     </w:tblStylePr>
     <w:tblStylePr w:type="lastCol">
       <w:rPr>
-        <w:rFonts w:asciiTheme="majorHAnsi" w:eastAsiaTheme="majorEastAsia" w:hAnsiTheme="majorHAnsi" w:cstheme="majorBidi"/>
+        <w:rFonts/>
         <w:b/>
         <w:bCs/>
       </w:rPr>
@@ -4029,7 +3865,7 @@
         <w:spacing w:before="0" w:after="0" w:line="240" w:lineRule="auto"/>
       </w:pPr>
       <w:rPr>
-        <w:rFonts w:asciiTheme="majorHAnsi" w:eastAsiaTheme="majorEastAsia" w:hAnsiTheme="majorHAnsi" w:cstheme="majorBidi"/>
+        <w:rFonts/>
         <w:b/>
         <w:bCs/>
       </w:rPr>
@@ -4050,7 +3886,7 @@
         <w:spacing w:before="0" w:after="0" w:line="240" w:lineRule="auto"/>
       </w:pPr>
       <w:rPr>
-        <w:rFonts w:asciiTheme="majorHAnsi" w:eastAsiaTheme="majorEastAsia" w:hAnsiTheme="majorHAnsi" w:cstheme="majorBidi"/>
+        <w:rFonts/>
         <w:b/>
         <w:bCs/>
       </w:rPr>
@@ -4068,14 +3904,14 @@
     </w:tblStylePr>
     <w:tblStylePr w:type="firstCol">
       <w:rPr>
-        <w:rFonts w:asciiTheme="majorHAnsi" w:eastAsiaTheme="majorEastAsia" w:hAnsiTheme="majorHAnsi" w:cstheme="majorBidi"/>
+        <w:rFonts/>
         <w:b/>
         <w:bCs/>
       </w:rPr>
     </w:tblStylePr>
     <w:tblStylePr w:type="lastCol">
       <w:rPr>
-        <w:rFonts w:asciiTheme="majorHAnsi" w:eastAsiaTheme="majorEastAsia" w:hAnsiTheme="majorHAnsi" w:cstheme="majorBidi"/>
+        <w:rFonts/>
         <w:b/>
         <w:bCs/>
       </w:rPr>
@@ -5940,7 +5776,7 @@
     </w:tblPr>
     <w:tblStylePr w:type="firstRow">
       <w:rPr>
-        <w:rFonts w:asciiTheme="majorHAnsi" w:eastAsiaTheme="majorEastAsia" w:hAnsiTheme="majorHAnsi" w:cstheme="majorBidi"/>
+        <w:rFonts/>
       </w:rPr>
       <w:tblPr/>
       <w:tcPr>
@@ -6024,7 +5860,7 @@
     </w:tblPr>
     <w:tblStylePr w:type="firstRow">
       <w:rPr>
-        <w:rFonts w:asciiTheme="majorHAnsi" w:eastAsiaTheme="majorEastAsia" w:hAnsiTheme="majorHAnsi" w:cstheme="majorBidi"/>
+        <w:rFonts/>
       </w:rPr>
       <w:tblPr/>
       <w:tcPr>
@@ -6108,7 +5944,7 @@
     </w:tblPr>
     <w:tblStylePr w:type="firstRow">
       <w:rPr>
-        <w:rFonts w:asciiTheme="majorHAnsi" w:eastAsiaTheme="majorEastAsia" w:hAnsiTheme="majorHAnsi" w:cstheme="majorBidi"/>
+        <w:rFonts/>
       </w:rPr>
       <w:tblPr/>
       <w:tcPr>
@@ -6192,7 +6028,7 @@
     </w:tblPr>
     <w:tblStylePr w:type="firstRow">
       <w:rPr>
-        <w:rFonts w:asciiTheme="majorHAnsi" w:eastAsiaTheme="majorEastAsia" w:hAnsiTheme="majorHAnsi" w:cstheme="majorBidi"/>
+        <w:rFonts/>
       </w:rPr>
       <w:tblPr/>
       <w:tcPr>
@@ -6276,7 +6112,7 @@
     </w:tblPr>
     <w:tblStylePr w:type="firstRow">
       <w:rPr>
-        <w:rFonts w:asciiTheme="majorHAnsi" w:eastAsiaTheme="majorEastAsia" w:hAnsiTheme="majorHAnsi" w:cstheme="majorBidi"/>
+        <w:rFonts/>
       </w:rPr>
       <w:tblPr/>
       <w:tcPr>
@@ -6360,7 +6196,7 @@
     </w:tblPr>
     <w:tblStylePr w:type="firstRow">
       <w:rPr>
-        <w:rFonts w:asciiTheme="majorHAnsi" w:eastAsiaTheme="majorEastAsia" w:hAnsiTheme="majorHAnsi" w:cstheme="majorBidi"/>
+        <w:rFonts/>
       </w:rPr>
       <w:tblPr/>
       <w:tcPr>
@@ -6444,7 +6280,7 @@
     </w:tblPr>
     <w:tblStylePr w:type="firstRow">
       <w:rPr>
-        <w:rFonts w:asciiTheme="majorHAnsi" w:eastAsiaTheme="majorEastAsia" w:hAnsiTheme="majorHAnsi" w:cstheme="majorBidi"/>
+        <w:rFonts/>
       </w:rPr>
       <w:tblPr/>
       <w:tcPr>
@@ -6509,7 +6345,7 @@
       <w:spacing w:after="0" w:line="240" w:lineRule="auto"/>
     </w:pPr>
     <w:rPr>
-      <w:rFonts w:asciiTheme="majorHAnsi" w:eastAsiaTheme="majorEastAsia" w:hAnsiTheme="majorHAnsi" w:cstheme="majorBidi"/>
+      <w:rFonts/>
       <w:color w:val="000000" w:themeColor="text1"/>
     </w:rPr>
     <w:tblPr>
@@ -6637,7 +6473,7 @@
       <w:spacing w:after="0" w:line="240" w:lineRule="auto"/>
     </w:pPr>
     <w:rPr>
-      <w:rFonts w:asciiTheme="majorHAnsi" w:eastAsiaTheme="majorEastAsia" w:hAnsiTheme="majorHAnsi" w:cstheme="majorBidi"/>
+      <w:rFonts/>
       <w:color w:val="000000" w:themeColor="text1"/>
     </w:rPr>
     <w:tblPr>
@@ -6765,7 +6601,7 @@
       <w:spacing w:after="0" w:line="240" w:lineRule="auto"/>
     </w:pPr>
     <w:rPr>
-      <w:rFonts w:asciiTheme="majorHAnsi" w:eastAsiaTheme="majorEastAsia" w:hAnsiTheme="majorHAnsi" w:cstheme="majorBidi"/>
+      <w:rFonts/>
       <w:color w:val="000000" w:themeColor="text1"/>
     </w:rPr>
     <w:tblPr>
@@ -6893,7 +6729,7 @@
       <w:spacing w:after="0" w:line="240" w:lineRule="auto"/>
     </w:pPr>
     <w:rPr>
-      <w:rFonts w:asciiTheme="majorHAnsi" w:eastAsiaTheme="majorEastAsia" w:hAnsiTheme="majorHAnsi" w:cstheme="majorBidi"/>
+      <w:rFonts/>
       <w:color w:val="000000" w:themeColor="text1"/>
     </w:rPr>
     <w:tblPr>
@@ -7021,7 +6857,7 @@
       <w:spacing w:after="0" w:line="240" w:lineRule="auto"/>
     </w:pPr>
     <w:rPr>
-      <w:rFonts w:asciiTheme="majorHAnsi" w:eastAsiaTheme="majorEastAsia" w:hAnsiTheme="majorHAnsi" w:cstheme="majorBidi"/>
+      <w:rFonts/>
       <w:color w:val="000000" w:themeColor="text1"/>
     </w:rPr>
     <w:tblPr>
@@ -7149,7 +6985,7 @@
       <w:spacing w:after="0" w:line="240" w:lineRule="auto"/>
     </w:pPr>
     <w:rPr>
-      <w:rFonts w:asciiTheme="majorHAnsi" w:eastAsiaTheme="majorEastAsia" w:hAnsiTheme="majorHAnsi" w:cstheme="majorBidi"/>
+      <w:rFonts/>
       <w:color w:val="000000" w:themeColor="text1"/>
     </w:rPr>
     <w:tblPr>
@@ -7277,7 +7113,7 @@
       <w:spacing w:after="0" w:line="240" w:lineRule="auto"/>
     </w:pPr>
     <w:rPr>
-      <w:rFonts w:asciiTheme="majorHAnsi" w:eastAsiaTheme="majorEastAsia" w:hAnsiTheme="majorHAnsi" w:cstheme="majorBidi"/>
+      <w:rFonts/>
       <w:color w:val="000000" w:themeColor="text1"/>
     </w:rPr>
     <w:tblPr>
@@ -7916,7 +7752,7 @@
       <w:spacing w:after="0" w:line="240" w:lineRule="auto"/>
     </w:pPr>
     <w:rPr>
-      <w:rFonts w:asciiTheme="majorHAnsi" w:eastAsiaTheme="majorEastAsia" w:hAnsiTheme="majorHAnsi" w:cstheme="majorBidi"/>
+      <w:rFonts/>
       <w:color w:val="000000" w:themeColor="text1"/>
     </w:rPr>
     <w:tblPr>
@@ -8041,7 +7877,7 @@
       <w:spacing w:after="0" w:line="240" w:lineRule="auto"/>
     </w:pPr>
     <w:rPr>
-      <w:rFonts w:asciiTheme="majorHAnsi" w:eastAsiaTheme="majorEastAsia" w:hAnsiTheme="majorHAnsi" w:cstheme="majorBidi"/>
+      <w:rFonts/>
       <w:color w:val="000000" w:themeColor="text1"/>
     </w:rPr>
     <w:tblPr>
@@ -8166,7 +8002,7 @@
       <w:spacing w:after="0" w:line="240" w:lineRule="auto"/>
     </w:pPr>
     <w:rPr>
-      <w:rFonts w:asciiTheme="majorHAnsi" w:eastAsiaTheme="majorEastAsia" w:hAnsiTheme="majorHAnsi" w:cstheme="majorBidi"/>
+      <w:rFonts/>
       <w:color w:val="000000" w:themeColor="text1"/>
     </w:rPr>
     <w:tblPr>
@@ -8291,7 +8127,7 @@
       <w:spacing w:after="0" w:line="240" w:lineRule="auto"/>
     </w:pPr>
     <w:rPr>
-      <w:rFonts w:asciiTheme="majorHAnsi" w:eastAsiaTheme="majorEastAsia" w:hAnsiTheme="majorHAnsi" w:cstheme="majorBidi"/>
+      <w:rFonts/>
       <w:color w:val="000000" w:themeColor="text1"/>
     </w:rPr>
     <w:tblPr>
@@ -8416,7 +8252,7 @@
       <w:spacing w:after="0" w:line="240" w:lineRule="auto"/>
     </w:pPr>
     <w:rPr>
-      <w:rFonts w:asciiTheme="majorHAnsi" w:eastAsiaTheme="majorEastAsia" w:hAnsiTheme="majorHAnsi" w:cstheme="majorBidi"/>
+      <w:rFonts/>
       <w:color w:val="000000" w:themeColor="text1"/>
     </w:rPr>
     <w:tblPr>
@@ -8541,7 +8377,7 @@
       <w:spacing w:after="0" w:line="240" w:lineRule="auto"/>
     </w:pPr>
     <w:rPr>
-      <w:rFonts w:asciiTheme="majorHAnsi" w:eastAsiaTheme="majorEastAsia" w:hAnsiTheme="majorHAnsi" w:cstheme="majorBidi"/>
+      <w:rFonts/>
       <w:color w:val="000000" w:themeColor="text1"/>
     </w:rPr>
     <w:tblPr>
@@ -8666,7 +8502,7 @@
       <w:spacing w:after="0" w:line="240" w:lineRule="auto"/>
     </w:pPr>
     <w:rPr>
-      <w:rFonts w:asciiTheme="majorHAnsi" w:eastAsiaTheme="majorEastAsia" w:hAnsiTheme="majorHAnsi" w:cstheme="majorBidi"/>
+      <w:rFonts/>
       <w:color w:val="000000" w:themeColor="text1"/>
     </w:rPr>
     <w:tblPr>

--- a/az/discovery-articles/6.19 Fotoqrafiya.docx
+++ b/az/discovery-articles/6.19 Fotoqrafiya.docx
@@ -120,7 +120,7 @@
         <w:widowControl/>
       </w:pPr>
       <w:r>
-        <w:t>Kim kəşf edib və ya yaradıb</w:t>
+        <w:t xml:space="preserve">Kim yaradıb</w:t>
       </w:r>
     </w:p>
     <w:p>
@@ -217,7 +217,7 @@
         <w:rPr>
           <w:sz w:val="20"/>
         </w:rPr>
-        <w:t>A Kitablar və əsas elmi əsərlər</w:t>
+        <w:t>Kitablar və əsas elmi əsərlər</w:t>
       </w:r>
     </w:p>
     <w:p>
@@ -240,7 +240,7 @@
         <w:rPr>
           <w:sz w:val="20"/>
         </w:rPr>
-        <w:t>C Qurumların materialları və ensiklopedik mənbələr</w:t>
+        <w:t>Qurumların materialları və ensiklopedik mənbələr</w:t>
       </w:r>
     </w:p>
     <w:p>
@@ -300,7 +300,7 @@
         <w:rPr>
           <w:sz w:val="20"/>
         </w:rPr>
-        <w:t>J Mətbuat elmi kütləvi nəşrlər və ümumi mənbələr</w:t>
+        <w:t>Mətbuat elmi kütləvi nəşrlər və ümumi mənbələr</w:t>
       </w:r>
     </w:p>
     <w:p>
